--- a/Fase 2/Individual/Herrera_Alvaro_2.4_GuiaEstudiante_Fase2_DesarrolloProyectoAPT.docx
+++ b/Fase 2/Individual/Herrera_Alvaro_2.4_GuiaEstudiante_Fase2_DesarrolloProyectoAPT.docx
@@ -513,35 +513,6 @@
           </w:p>
         </w:tc>
       </w:tr>
-      <w:tr>
-        <w:trPr>
-          <w:trHeight w:val="800"/>
-        </w:trPr>
-        <w:tc>
-          <w:tcPr>
-            <w:tcW w:w="9639" w:type="dxa"/>
-            <w:shd w:val="clear" w:color="auto" w:fill="D9E2F3" w:themeFill="accent1" w:themeFillTint="33"/>
-            <w:vAlign w:val="center"/>
-          </w:tcPr>
-          <w:p>
-            <w:pPr>
-              <w:pStyle w:val="Piedepgina"/>
-              <w:jc w:val="both"/>
-              <w:rPr>
-                <w:rFonts w:ascii="Calibri" w:hAnsi="Calibri"/>
-                <w:color w:val="1F3864" w:themeColor="accent1" w:themeShade="80"/>
-              </w:rPr>
-            </w:pPr>
-            <w:r>
-              <w:rPr>
-                <w:rFonts w:ascii="Calibri" w:hAnsi="Calibri"/>
-                <w:color w:val="1F3864" w:themeColor="accent1" w:themeShade="80"/>
-              </w:rPr>
-              <w:t xml:space="preserve">A continuación, encontrarás distintos campos que deberás completar con la información solicitada. </w:t>
-            </w:r>
-          </w:p>
-        </w:tc>
-      </w:tr>
     </w:tbl>
     <w:p>
       <w:pPr>
@@ -805,7 +776,6 @@
                 <w:rFonts w:ascii="Calibri" w:hAnsi="Calibri"/>
                 <w:color w:val="1F3864" w:themeColor="accent1" w:themeShade="80"/>
               </w:rPr>
-              <w:lastRenderedPageBreak/>
               <w:t>Objetivos</w:t>
             </w:r>
           </w:p>
@@ -852,6 +822,7 @@
                 <w:bCs/>
                 <w:color w:val="262626"/>
               </w:rPr>
+              <w:lastRenderedPageBreak/>
               <w:t xml:space="preserve">Ajuste a un objetivo específico: </w:t>
             </w:r>
             <w:r>
@@ -926,6 +897,7 @@
                 <w:rFonts w:ascii="Calibri" w:hAnsi="Calibri"/>
                 <w:color w:val="1F3864" w:themeColor="accent1" w:themeShade="80"/>
               </w:rPr>
+              <w:lastRenderedPageBreak/>
               <w:t>Metodología</w:t>
             </w:r>
           </w:p>
@@ -1346,7 +1318,7 @@
         </w:trPr>
         <w:tc>
           <w:tcPr>
-            <w:tcW w:w="9640" w:type="dxa"/>
+            <w:tcW w:w="9639" w:type="dxa"/>
             <w:gridSpan w:val="2"/>
             <w:vAlign w:val="center"/>
           </w:tcPr>
@@ -1366,7 +1338,6 @@
                 <w:sz w:val="28"/>
                 <w:szCs w:val="28"/>
               </w:rPr>
-              <w:lastRenderedPageBreak/>
               <w:t>2</w:t>
             </w:r>
             <w:r>
@@ -1390,50 +1361,19 @@
           </w:p>
         </w:tc>
       </w:tr>
-      <w:tr>
-        <w:trPr>
-          <w:trHeight w:val="800"/>
-        </w:trPr>
-        <w:tc>
-          <w:tcPr>
-            <w:tcW w:w="9640" w:type="dxa"/>
-            <w:gridSpan w:val="2"/>
-            <w:shd w:val="clear" w:color="auto" w:fill="D9E2F3" w:themeFill="accent1" w:themeFillTint="33"/>
-            <w:vAlign w:val="center"/>
-          </w:tcPr>
-          <w:p>
-            <w:pPr>
-              <w:jc w:val="both"/>
-              <w:rPr>
-                <w:rFonts w:ascii="Calibri" w:hAnsi="Calibri"/>
-                <w:color w:val="1F3864" w:themeColor="accent1" w:themeShade="80"/>
-              </w:rPr>
-            </w:pPr>
-            <w:r>
-              <w:rPr>
-                <w:rFonts w:ascii="Calibri" w:hAnsi="Calibri"/>
-                <w:color w:val="1F3864" w:themeColor="accent1" w:themeShade="80"/>
-              </w:rPr>
-              <w:t xml:space="preserve">Examina cuidadosamente tu plan de trabajo, enfocándote especialmente en la columna de </w:t>
-            </w:r>
-            <w:r>
-              <w:rPr>
-                <w:rFonts w:ascii="Calibri" w:hAnsi="Calibri"/>
-                <w:color w:val="1F3864" w:themeColor="accent1" w:themeShade="80"/>
-              </w:rPr>
-              <w:t xml:space="preserve">estado de avance </w:t>
-            </w:r>
-            <w:r>
-              <w:rPr>
-                <w:rFonts w:ascii="Calibri" w:hAnsi="Calibri"/>
-                <w:color w:val="1F3864" w:themeColor="accent1" w:themeShade="80"/>
-              </w:rPr>
-              <w:t>y ajustes.</w:t>
-            </w:r>
-          </w:p>
-        </w:tc>
-      </w:tr>
     </w:tbl>
+    <w:p>
+      <w:pPr>
+        <w:spacing w:after="0" w:line="240" w:lineRule="auto"/>
+        <w:rPr>
+          <w:rFonts w:cs="Calibri Light"/>
+          <w:color w:val="595959" w:themeColor="text1" w:themeTint="A6"/>
+          <w:sz w:val="24"/>
+          <w:szCs w:val="24"/>
+          <w:lang w:val="es-ES"/>
+        </w:rPr>
+      </w:pPr>
+    </w:p>
     <w:p>
       <w:pPr>
         <w:spacing w:after="0" w:line="240" w:lineRule="auto"/>
@@ -1493,6 +1433,7 @@
                 <w:color w:val="1F3864" w:themeColor="accent1" w:themeShade="80"/>
                 <w:sz w:val="18"/>
               </w:rPr>
+              <w:lastRenderedPageBreak/>
               <w:t>Plan de Trabajo</w:t>
             </w:r>
           </w:p>
@@ -3387,7 +3328,6 @@
                 <w:sz w:val="18"/>
                 <w:szCs w:val="18"/>
               </w:rPr>
-              <w:lastRenderedPageBreak/>
               <w:t>C2</w:t>
             </w:r>
           </w:p>
@@ -3581,6 +3521,7 @@
                 <w:sz w:val="28"/>
                 <w:szCs w:val="28"/>
               </w:rPr>
+              <w:lastRenderedPageBreak/>
               <w:t>3</w:t>
             </w:r>
             <w:r>
@@ -3600,84 +3541,6 @@
                 <w:szCs w:val="28"/>
               </w:rPr>
               <w:t xml:space="preserve">Ajustes a partir del monitoreo </w:t>
-            </w:r>
-          </w:p>
-        </w:tc>
-      </w:tr>
-      <w:tr>
-        <w:trPr>
-          <w:trHeight w:val="800"/>
-        </w:trPr>
-        <w:tc>
-          <w:tcPr>
-            <w:tcW w:w="9498" w:type="dxa"/>
-            <w:shd w:val="clear" w:color="auto" w:fill="D9E2F3" w:themeFill="accent1" w:themeFillTint="33"/>
-            <w:vAlign w:val="center"/>
-          </w:tcPr>
-          <w:p>
-            <w:pPr>
-              <w:pStyle w:val="Piedepgina"/>
-              <w:jc w:val="both"/>
-              <w:rPr>
-                <w:rFonts w:ascii="Calibri" w:hAnsi="Calibri"/>
-                <w:color w:val="1F3864" w:themeColor="accent1" w:themeShade="80"/>
-              </w:rPr>
-            </w:pPr>
-            <w:r>
-              <w:rPr>
-                <w:rFonts w:ascii="Calibri" w:hAnsi="Calibri"/>
-                <w:color w:val="1F3864" w:themeColor="accent1" w:themeShade="80"/>
-              </w:rPr>
-              <w:t>Profundiza en las observaciones de tu plan de trabajo</w:t>
-            </w:r>
-            <w:r>
-              <w:rPr>
-                <w:rFonts w:ascii="Calibri" w:hAnsi="Calibri"/>
-                <w:color w:val="1F3864" w:themeColor="accent1" w:themeShade="80"/>
-              </w:rPr>
-              <w:t xml:space="preserve">. Analiza las actividades planificadas y señala </w:t>
-            </w:r>
-            <w:r>
-              <w:rPr>
-                <w:rFonts w:ascii="Calibri" w:hAnsi="Calibri"/>
-                <w:color w:val="1F3864" w:themeColor="accent1" w:themeShade="80"/>
-              </w:rPr>
-              <w:t xml:space="preserve">qué </w:t>
-            </w:r>
-            <w:r>
-              <w:rPr>
-                <w:rFonts w:ascii="Calibri" w:hAnsi="Calibri"/>
-                <w:color w:val="1F3864" w:themeColor="accent1" w:themeShade="80"/>
-              </w:rPr>
-              <w:t xml:space="preserve">aspectos facilitaron u </w:t>
-            </w:r>
-            <w:r>
-              <w:rPr>
-                <w:rFonts w:ascii="Calibri" w:hAnsi="Calibri"/>
-                <w:color w:val="1F3864" w:themeColor="accent1" w:themeShade="80"/>
-              </w:rPr>
-              <w:t>obst</w:t>
-            </w:r>
-            <w:r>
-              <w:rPr>
-                <w:rFonts w:ascii="Calibri" w:hAnsi="Calibri"/>
-                <w:color w:val="1F3864" w:themeColor="accent1" w:themeShade="80"/>
-              </w:rPr>
-              <w:t xml:space="preserve">aculizaron la ejecución del plan. Plantea </w:t>
-            </w:r>
-            <w:r>
-              <w:rPr>
-                <w:rFonts w:ascii="Calibri" w:hAnsi="Calibri"/>
-                <w:color w:val="1F3864" w:themeColor="accent1" w:themeShade="80"/>
-              </w:rPr>
-              <w:t>cómo abordaste y/o abordarás</w:t>
-            </w:r>
-            <w:r>
-              <w:rPr>
-                <w:rFonts w:ascii="Calibri" w:hAnsi="Calibri"/>
-                <w:color w:val="1F3864" w:themeColor="accent1" w:themeShade="80"/>
-              </w:rPr>
-              <w:t xml:space="preserve"> los obstáculos. Por último, señala los ajustes que realizaste al plan de trabajo a partir de este análisis.</w:t>
             </w:r>
           </w:p>
         </w:tc>
@@ -5537,15 +5400,6 @@
 </file>
 
 <file path=customXml/item1.xml><?xml version="1.0" encoding="utf-8"?>
-<?mso-contentType ?>
-<FormTemplates xmlns="http://schemas.microsoft.com/sharepoint/v3/contenttype/forms">
-  <Display>DocumentLibraryForm</Display>
-  <Edit>DocumentLibraryForm</Edit>
-  <New>DocumentLibraryForm</New>
-</FormTemplates>
-</file>
-
-<file path=customXml/item2.xml><?xml version="1.0" encoding="utf-8"?>
 <ct:contentTypeSchema xmlns:ct="http://schemas.microsoft.com/office/2006/metadata/contentType" xmlns:ma="http://schemas.microsoft.com/office/2006/metadata/properties/metaAttributes" ct:_="" ma:_="" ma:contentTypeName="Documento" ma:contentTypeID="0x010100E96778489EE7714D8BD12CC105EB918B" ma:contentTypeVersion="2" ma:contentTypeDescription="Crear nuevo documento." ma:contentTypeScope="" ma:versionID="416c5c7ae9b5d54d83875cd3c65194e3">
   <xsd:schema xmlns:xsd="http://www.w3.org/2001/XMLSchema" xmlns:xs="http://www.w3.org/2001/XMLSchema" xmlns:p="http://schemas.microsoft.com/office/2006/metadata/properties" xmlns:ns2="126e8a1c-9ea9-435a-ac89-d06c80d62e30" targetNamespace="http://schemas.microsoft.com/office/2006/metadata/properties" ma:root="true" ma:fieldsID="70a237c842677bd850644f8595079f5e" ns2:_="">
     <xsd:import namespace="126e8a1c-9ea9-435a-ac89-d06c80d62e30"/>
@@ -5677,6 +5531,15 @@
 </ct:contentTypeSchema>
 </file>
 
+<file path=customXml/item2.xml><?xml version="1.0" encoding="utf-8"?>
+<?mso-contentType ?>
+<FormTemplates xmlns="http://schemas.microsoft.com/sharepoint/v3/contenttype/forms">
+  <Display>DocumentLibraryForm</Display>
+  <Edit>DocumentLibraryForm</Edit>
+  <New>DocumentLibraryForm</New>
+</FormTemplates>
+</file>
+
 <file path=customXml/item3.xml><?xml version="1.0" encoding="utf-8"?>
 <p:properties xmlns:p="http://schemas.microsoft.com/office/2006/metadata/properties" xmlns:xsi="http://www.w3.org/2001/XMLSchema-instance" xmlns:pc="http://schemas.microsoft.com/office/infopath/2007/PartnerControls">
   <documentManagement/>
@@ -5684,14 +5547,6 @@
 </file>
 
 <file path=customXml/itemProps1.xml><?xml version="1.0" encoding="utf-8"?>
-<ds:datastoreItem xmlns:ds="http://schemas.openxmlformats.org/officeDocument/2006/customXml" ds:itemID="{D51C61E4-DB75-4684-AD25-71F546404E96}">
-  <ds:schemaRefs>
-    <ds:schemaRef ds:uri="http://schemas.microsoft.com/sharepoint/v3/contenttype/forms"/>
-  </ds:schemaRefs>
-</ds:datastoreItem>
-</file>
-
-<file path=customXml/itemProps2.xml><?xml version="1.0" encoding="utf-8"?>
 <ds:datastoreItem xmlns:ds="http://schemas.openxmlformats.org/officeDocument/2006/customXml" ds:itemID="{6F3661B0-5934-4FAB-ADC6-33A19B814E8D}">
   <ds:schemaRefs>
     <ds:schemaRef ds:uri="http://schemas.microsoft.com/office/2006/metadata/contentType"/>
@@ -5709,6 +5564,14 @@
 </ds:datastoreItem>
 </file>
 
+<file path=customXml/itemProps2.xml><?xml version="1.0" encoding="utf-8"?>
+<ds:datastoreItem xmlns:ds="http://schemas.openxmlformats.org/officeDocument/2006/customXml" ds:itemID="{D51C61E4-DB75-4684-AD25-71F546404E96}">
+  <ds:schemaRefs>
+    <ds:schemaRef ds:uri="http://schemas.microsoft.com/sharepoint/v3/contenttype/forms"/>
+  </ds:schemaRefs>
+</ds:datastoreItem>
+</file>
+
 <file path=customXml/itemProps3.xml><?xml version="1.0" encoding="utf-8"?>
 <ds:datastoreItem xmlns:ds="http://schemas.openxmlformats.org/officeDocument/2006/customXml" ds:itemID="{46CA5683-AF87-4E40-B841-2E23A3B52406}">
   <ds:schemaRefs>
